--- a/Deliverables/Surat Tugas/Surat_Tugas_LGU_SP-002_Field_Testing_GLD.docx
+++ b/Deliverables/Surat Tugas/Surat_Tugas_LGU_SP-002_Field_Testing_GLD.docx
@@ -346,7 +346,7 @@
           </w:tcPr>
           <w:p>
             <w:r>
-              <w:t>Ketua Proyek, Hardware Lead</w:t>
+              <w:t>Ketua Proyek &amp; Hardware Lead</w:t>
             </w:r>
           </w:p>
         </w:tc>
@@ -405,7 +405,7 @@
           </w:tcPr>
           <w:p>
             <w:r>
-              <w:t>Project Lead Administrasi Sertifikasi</w:t>
+              <w:t>Project Lead – Administrasi Sertifikasi</w:t>
             </w:r>
           </w:p>
         </w:tc>
@@ -523,7 +523,7 @@
           </w:tcPr>
           <w:p>
             <w:r>
-              <w:t>Jaringan LoRa, Konektivitas, System</w:t>
+              <w:t>Jaringan LoRa, Konektivitas, dan Sistem</w:t>
             </w:r>
           </w:p>
         </w:tc>
@@ -565,7 +565,7 @@
           </w:tcPr>
           <w:p>
             <w:r>
-              <w:t>Farhan</w:t>
+              <w:t>Farhan Budiman</w:t>
             </w:r>
           </w:p>
         </w:tc>
@@ -582,7 +582,7 @@
           </w:tcPr>
           <w:p>
             <w:r>
-              <w:t>Design, Aplikasi, Pelaporan, Software Developer, CAD Design, Dokumentasi</w:t>
+              <w:t>Software Developer – Desain Aplikasi, CAD Design, Dokumentasi &amp; Pelaporan</w:t>
             </w:r>
           </w:p>
         </w:tc>
@@ -641,7 +641,7 @@
           </w:tcPr>
           <w:p>
             <w:r>
-              <w:t>Hardware, Firmware</w:t>
+              <w:t>Hardware &amp; Firmware Engineer</w:t>
             </w:r>
           </w:p>
         </w:tc>
@@ -683,7 +683,7 @@
           </w:tcPr>
           <w:p>
             <w:r>
-              <w:t>Ilma</w:t>
+              <w:t>Ilmania Syakira</w:t>
             </w:r>
           </w:p>
         </w:tc>
@@ -700,7 +700,7 @@
           </w:tcPr>
           <w:p>
             <w:r>
-              <w:t>Machine Learning</w:t>
+              <w:t>Machine Learning Engineer</w:t>
             </w:r>
           </w:p>
         </w:tc>
@@ -759,7 +759,7 @@
           </w:tcPr>
           <w:p>
             <w:r>
-              <w:t>Hardware, PCB Design</w:t>
+              <w:t>Hardware &amp; PCB Design Engineer</w:t>
             </w:r>
           </w:p>
         </w:tc>

--- a/Deliverables/Surat Tugas/Surat_Tugas_LGU_SP-002_Field_Testing_GLD.docx
+++ b/Deliverables/Surat Tugas/Surat_Tugas_LGU_SP-002_Field_Testing_GLD.docx
@@ -329,7 +329,7 @@
           </w:tcPr>
           <w:p>
             <w:r>
-              <w:t>Dr. Maman Budiman</w:t>
+              <w:t>Drs. Maman Budiman, M.Eng., Ph.D.</w:t>
             </w:r>
           </w:p>
         </w:tc>
@@ -388,7 +388,7 @@
           </w:tcPr>
           <w:p>
             <w:r>
-              <w:t>Dr. Nina Aminah</w:t>
+              <w:t>Dr. Nina Siti Aminah, S.T., S.Si., M.Si.</w:t>
             </w:r>
           </w:p>
         </w:tc>
@@ -447,7 +447,7 @@
           </w:tcPr>
           <w:p>
             <w:r>
-              <w:t>Dr. Fahdzi</w:t>
+              <w:t>Dr. Fahdzi Muttaqien, S.Si., M.Si., M.Sc., M.Eng., Ph.D.</w:t>
             </w:r>
           </w:p>
         </w:tc>
@@ -506,7 +506,7 @@
           </w:tcPr>
           <w:p>
             <w:r>
-              <w:t>Beny</w:t>
+              <w:t>Beny Agustirandi</w:t>
             </w:r>
           </w:p>
         </w:tc>
@@ -582,7 +582,7 @@
           </w:tcPr>
           <w:p>
             <w:r>
-              <w:t>Software Developer – Desain Aplikasi, CAD Design, Dokumentasi &amp; Pelaporan</w:t>
+              <w:t>Software Frontend Developer – Desain Presentasi, CAD 3D Design, dan Pelaporan</w:t>
             </w:r>
           </w:p>
         </w:tc>
@@ -818,7 +818,7 @@
           </w:tcPr>
           <w:p>
             <w:r>
-              <w:t>________________________________</w:t>
+              <w:t>Asisten Machine Learning (mendukung Ilmania Syakira)</w:t>
             </w:r>
           </w:p>
         </w:tc>
@@ -877,7 +877,7 @@
           </w:tcPr>
           <w:p>
             <w:r>
-              <w:t>________________________________</w:t>
+              <w:t>Asisten Jaringan &amp; Konektivitas (mendukung Beny Agustirandi)</w:t>
             </w:r>
           </w:p>
         </w:tc>
@@ -936,7 +936,66 @@
           </w:tcPr>
           <w:p>
             <w:r>
-              <w:t>________________________________</w:t>
+              <w:t>Hardware &amp; PCB Design Engineer (mendukung Ryan)</w:t>
+            </w:r>
+          </w:p>
+        </w:tc>
+      </w:tr>
+      <w:tr>
+        <w:trPr>
+          <w:jc w:val="center"/>
+        </w:trPr>
+        <w:tc>
+          <w:tcPr>
+            <w:tcW w:w="850" w:type="dxa"/>
+            <w:tcMar>
+              <w:top w:w="140" w:type="dxa"/>
+              <w:left w:w="100" w:type="dxa"/>
+              <w:bottom w:w="140" w:type="dxa"/>
+              <w:right w:w="100" w:type="dxa"/>
+            </w:tcMar>
+            <w:vAlign w:val="center"/>
+          </w:tcPr>
+          <w:p>
+            <w:pPr>
+              <w:jc w:val="center"/>
+            </w:pPr>
+            <w:r>
+              <w:t>12</w:t>
+            </w:r>
+          </w:p>
+        </w:tc>
+        <w:tc>
+          <w:tcPr>
+            <w:tcW w:w="3969" w:type="dxa"/>
+            <w:tcMar>
+              <w:top w:w="140" w:type="dxa"/>
+              <w:left w:w="100" w:type="dxa"/>
+              <w:bottom w:w="140" w:type="dxa"/>
+              <w:right w:w="100" w:type="dxa"/>
+            </w:tcMar>
+            <w:vAlign w:val="center"/>
+          </w:tcPr>
+          <w:p>
+            <w:r>
+              <w:t>Erick R Koncara</w:t>
+            </w:r>
+          </w:p>
+        </w:tc>
+        <w:tc>
+          <w:tcPr>
+            <w:tcW w:w="3969" w:type="dxa"/>
+            <w:tcMar>
+              <w:top w:w="140" w:type="dxa"/>
+              <w:left w:w="100" w:type="dxa"/>
+              <w:bottom w:w="140" w:type="dxa"/>
+              <w:right w:w="100" w:type="dxa"/>
+            </w:tcMar>
+            <w:vAlign w:val="center"/>
+          </w:tcPr>
+          <w:p>
+            <w:r>
+              <w:t>Komunikator (Communicator)</w:t>
             </w:r>
           </w:p>
         </w:tc>

--- a/Deliverables/Surat Tugas/Surat_Tugas_LGU_SP-002_Field_Testing_GLD.docx
+++ b/Deliverables/Surat Tugas/Surat_Tugas_LGU_SP-002_Field_Testing_GLD.docx
@@ -624,7 +624,7 @@
           </w:tcPr>
           <w:p>
             <w:r>
-              <w:t>Fahmi</w:t>
+              <w:t>Fahmi Budiman</w:t>
             </w:r>
           </w:p>
         </w:tc>

--- a/Deliverables/Surat Tugas/Surat_Tugas_LGU_SP-002_Field_Testing_GLD.docx
+++ b/Deliverables/Surat Tugas/Surat_Tugas_LGU_SP-002_Field_Testing_GLD.docx
@@ -582,7 +582,7 @@
           </w:tcPr>
           <w:p>
             <w:r>
-              <w:t>Software Frontend Developer – Desain Presentasi, CAD 3D Design, dan Pelaporan</w:t>
+              <w:t>Software Frontend Developer – Desain Presentasi, CAD 3D Design, Pelaporan, dan Machine Learning/AI</w:t>
             </w:r>
           </w:p>
         </w:tc>
@@ -996,6 +996,124 @@
           <w:p>
             <w:r>
               <w:t>Komunikator (Communicator)</w:t>
+            </w:r>
+          </w:p>
+        </w:tc>
+      </w:tr>
+      <w:tr>
+        <w:trPr>
+          <w:jc w:val="center"/>
+        </w:trPr>
+        <w:tc>
+          <w:tcPr>
+            <w:tcW w:w="850" w:type="dxa"/>
+            <w:tcMar>
+              <w:top w:w="140" w:type="dxa"/>
+              <w:left w:w="100" w:type="dxa"/>
+              <w:bottom w:w="140" w:type="dxa"/>
+              <w:right w:w="100" w:type="dxa"/>
+            </w:tcMar>
+            <w:vAlign w:val="center"/>
+          </w:tcPr>
+          <w:p>
+            <w:pPr>
+              <w:jc w:val="center"/>
+            </w:pPr>
+            <w:r>
+              <w:t>13</w:t>
+            </w:r>
+          </w:p>
+        </w:tc>
+        <w:tc>
+          <w:tcPr>
+            <w:tcW w:w="3969" w:type="dxa"/>
+            <w:tcMar>
+              <w:top w:w="140" w:type="dxa"/>
+              <w:left w:w="100" w:type="dxa"/>
+              <w:bottom w:w="140" w:type="dxa"/>
+              <w:right w:w="100" w:type="dxa"/>
+            </w:tcMar>
+            <w:vAlign w:val="center"/>
+          </w:tcPr>
+          <w:p>
+            <w:r>
+              <w:t>Nashwan Iqbal Ramdhani</w:t>
+            </w:r>
+          </w:p>
+        </w:tc>
+        <w:tc>
+          <w:tcPr>
+            <w:tcW w:w="3969" w:type="dxa"/>
+            <w:tcMar>
+              <w:top w:w="140" w:type="dxa"/>
+              <w:left w:w="100" w:type="dxa"/>
+              <w:bottom w:w="140" w:type="dxa"/>
+              <w:right w:w="100" w:type="dxa"/>
+            </w:tcMar>
+            <w:vAlign w:val="center"/>
+          </w:tcPr>
+          <w:p>
+            <w:r>
+              <w:t>Hardware Engineer (Pendukung)</w:t>
+            </w:r>
+          </w:p>
+        </w:tc>
+      </w:tr>
+      <w:tr>
+        <w:trPr>
+          <w:jc w:val="center"/>
+        </w:trPr>
+        <w:tc>
+          <w:tcPr>
+            <w:tcW w:w="850" w:type="dxa"/>
+            <w:tcMar>
+              <w:top w:w="140" w:type="dxa"/>
+              <w:left w:w="100" w:type="dxa"/>
+              <w:bottom w:w="140" w:type="dxa"/>
+              <w:right w:w="100" w:type="dxa"/>
+            </w:tcMar>
+            <w:vAlign w:val="center"/>
+          </w:tcPr>
+          <w:p>
+            <w:pPr>
+              <w:jc w:val="center"/>
+            </w:pPr>
+            <w:r>
+              <w:t>14</w:t>
+            </w:r>
+          </w:p>
+        </w:tc>
+        <w:tc>
+          <w:tcPr>
+            <w:tcW w:w="3969" w:type="dxa"/>
+            <w:tcMar>
+              <w:top w:w="140" w:type="dxa"/>
+              <w:left w:w="100" w:type="dxa"/>
+              <w:bottom w:w="140" w:type="dxa"/>
+              <w:right w:w="100" w:type="dxa"/>
+            </w:tcMar>
+            <w:vAlign w:val="center"/>
+          </w:tcPr>
+          <w:p>
+            <w:r>
+              <w:t>Dede</w:t>
+            </w:r>
+          </w:p>
+        </w:tc>
+        <w:tc>
+          <w:tcPr>
+            <w:tcW w:w="3969" w:type="dxa"/>
+            <w:tcMar>
+              <w:top w:w="140" w:type="dxa"/>
+              <w:left w:w="100" w:type="dxa"/>
+              <w:bottom w:w="140" w:type="dxa"/>
+              <w:right w:w="100" w:type="dxa"/>
+            </w:tcMar>
+            <w:vAlign w:val="center"/>
+          </w:tcPr>
+          <w:p>
+            <w:r>
+              <w:t>Asisten Administrasi Sertifikasi (mendukung Nina Siti Aminah)</w:t>
             </w:r>
           </w:p>
         </w:tc>

--- a/Deliverables/Surat Tugas/Surat_Tugas_LGU_SP-002_Field_Testing_GLD.docx
+++ b/Deliverables/Surat Tugas/Surat_Tugas_LGU_SP-002_Field_Testing_GLD.docx
@@ -346,7 +346,7 @@
           </w:tcPr>
           <w:p>
             <w:r>
-              <w:t>Ketua Proyek &amp; Hardware Lead</w:t>
+              <w:t>Ketua Proyek merangkap Penanggung Jawab Hardware</w:t>
             </w:r>
           </w:p>
         </w:tc>
@@ -405,7 +405,7 @@
           </w:tcPr>
           <w:p>
             <w:r>
-              <w:t>Project Lead – Administrasi Sertifikasi</w:t>
+              <w:t>Penanggung Jawab Administrasi Sertifikasi</w:t>
             </w:r>
           </w:p>
         </w:tc>
@@ -464,7 +464,7 @@
           </w:tcPr>
           <w:p>
             <w:r>
-              <w:t>Machine Learning &amp; AI Lead</w:t>
+              <w:t>Penanggung Jawab Machine Learning &amp; AI</w:t>
             </w:r>
           </w:p>
         </w:tc>
@@ -523,7 +523,7 @@
           </w:tcPr>
           <w:p>
             <w:r>
-              <w:t>Jaringan LoRa, Konektivitas, dan Sistem</w:t>
+              <w:t>Penanggung Jawab Jaringan, Konektivitas, dan Sistem</w:t>
             </w:r>
           </w:p>
         </w:tc>
@@ -582,7 +582,7 @@
           </w:tcPr>
           <w:p>
             <w:r>
-              <w:t>Software Frontend Developer – Desain Presentasi, CAD 3D Design, Pelaporan, dan Machine Learning/AI</w:t>
+              <w:t>Penanggung Jawab Pengembangan Perangkat Lunak, Desain, dan Pelaporan; turut mendukung Machine Learning/AI</w:t>
             </w:r>
           </w:p>
         </w:tc>
@@ -641,7 +641,7 @@
           </w:tcPr>
           <w:p>
             <w:r>
-              <w:t>Hardware &amp; Firmware Engineer</w:t>
+              <w:t>Teknisi Hardware &amp; Firmware</w:t>
             </w:r>
           </w:p>
         </w:tc>
@@ -700,7 +700,7 @@
           </w:tcPr>
           <w:p>
             <w:r>
-              <w:t>Machine Learning Engineer</w:t>
+              <w:t>Anggota Tim Machine Learning</w:t>
             </w:r>
           </w:p>
         </w:tc>
@@ -759,7 +759,7 @@
           </w:tcPr>
           <w:p>
             <w:r>
-              <w:t>Hardware &amp; PCB Design Engineer</w:t>
+              <w:t>Teknisi Hardware &amp; Desain PCB</w:t>
             </w:r>
           </w:p>
         </w:tc>
@@ -818,7 +818,7 @@
           </w:tcPr>
           <w:p>
             <w:r>
-              <w:t>Asisten Machine Learning (mendukung Ilmania Syakira)</w:t>
+              <w:t>Pendukung Machine Learning (membantu Ilmania Syakira)</w:t>
             </w:r>
           </w:p>
         </w:tc>
@@ -877,7 +877,7 @@
           </w:tcPr>
           <w:p>
             <w:r>
-              <w:t>Asisten Jaringan &amp; Konektivitas (mendukung Beny Agustirandi)</w:t>
+              <w:t>Pendukung Jaringan &amp; Konektivitas (membantu Beny Agustirandi)</w:t>
             </w:r>
           </w:p>
         </w:tc>
@@ -936,7 +936,7 @@
           </w:tcPr>
           <w:p>
             <w:r>
-              <w:t>Hardware &amp; PCB Design Engineer (mendukung Ryan)</w:t>
+              <w:t>Teknisi Hardware &amp; Desain PCB (membantu Ryan)</w:t>
             </w:r>
           </w:p>
         </w:tc>
@@ -995,7 +995,7 @@
           </w:tcPr>
           <w:p>
             <w:r>
-              <w:t>Komunikator (Communicator)</w:t>
+              <w:t>Penanggung Jawab Komunikasi</w:t>
             </w:r>
           </w:p>
         </w:tc>
@@ -1054,7 +1054,7 @@
           </w:tcPr>
           <w:p>
             <w:r>
-              <w:t>Hardware Engineer (Pendukung)</w:t>
+              <w:t>Pendukung Hardware</w:t>
             </w:r>
           </w:p>
         </w:tc>
@@ -1113,7 +1113,7 @@
           </w:tcPr>
           <w:p>
             <w:r>
-              <w:t>Asisten Administrasi Sertifikasi (mendukung Nina Siti Aminah)</w:t>
+              <w:t>Pendukung Administrasi Sertifikasi (membantu Nina Siti Aminah)</w:t>
             </w:r>
           </w:p>
         </w:tc>

--- a/Deliverables/Surat Tugas/Surat_Tugas_LGU_SP-002_Field_Testing_GLD.docx
+++ b/Deliverables/Surat Tugas/Surat_Tugas_LGU_SP-002_Field_Testing_GLD.docx
@@ -346,7 +346,7 @@
           </w:tcPr>
           <w:p>
             <w:r>
-              <w:t>Ketua Proyek merangkap Penanggung Jawab Hardware</w:t>
+              <w:t>Ketua Proyek merangkap Penanggung Jawab Hardware Lapangan</w:t>
             </w:r>
           </w:p>
         </w:tc>
@@ -405,7 +405,7 @@
           </w:tcPr>
           <w:p>
             <w:r>
-              <w:t>Penanggung Jawab Administrasi Sertifikasi</w:t>
+              <w:t>Pendukung Dokumentasi Teknis &amp; Pelaporan</w:t>
             </w:r>
           </w:p>
         </w:tc>
@@ -995,7 +995,7 @@
           </w:tcPr>
           <w:p>
             <w:r>
-              <w:t>Penanggung Jawab Komunikasi</w:t>
+              <w:t>Penanggung Jawab Komunikasi (koordinasi dengan Unit Kilang)</w:t>
             </w:r>
           </w:p>
         </w:tc>
@@ -1113,7 +1113,7 @@
           </w:tcPr>
           <w:p>
             <w:r>
-              <w:t>Pendukung Administrasi Sertifikasi (membantu Nina Siti Aminah)</w:t>
+              <w:t>Pendukung Dokumentasi Teknis</w:t>
             </w:r>
           </w:p>
         </w:tc>
